--- a/data/synthetic/ip_assignment.docx
+++ b/data/synthetic/ip_assignment.docx
@@ -18,6 +18,11 @@
     <w:p>
       <w:r>
         <w:t>This assignment is effective from 19 June 2019 and covers all inventions, software, designs and works of authorship.</w:t>
+      </w:r>
+    </w:p>
+    <w:p>
+      <w:r>
+        <w:t>This assignment does not extend to work product created by third party contractors, which is addressed in the relevant contractor agreements.</w:t>
       </w:r>
     </w:p>
     <w:sectPr>
